--- a/OSY Front Pages.docx
+++ b/OSY Front Pages.docx
@@ -2,20 +2,19 @@
 <file path=word/document.xml><?xml version="1.0" encoding="utf-8"?>
 <w:document xmlns:wpc="http://schemas.microsoft.com/office/word/2010/wordprocessingCanvas" xmlns:cx="http://schemas.microsoft.com/office/drawing/2014/chartex" xmlns:cx1="http://schemas.microsoft.com/office/drawing/2015/9/8/chartex" xmlns:cx2="http://schemas.microsoft.com/office/drawing/2015/10/21/chartex" xmlns:cx3="http://schemas.microsoft.com/office/drawing/2016/5/9/chartex" xmlns:cx4="http://schemas.microsoft.com/office/drawing/2016/5/10/chartex" xmlns:cx5="http://schemas.microsoft.com/office/drawing/2016/5/11/chartex" xmlns:cx6="http://schemas.microsoft.com/office/drawing/2016/5/12/chartex" xmlns:cx7="http://schemas.microsoft.com/office/drawing/2016/5/13/chartex" xmlns:cx8="http://schemas.microsoft.com/office/drawing/2016/5/14/chartex" xmlns:mc="http://schemas.openxmlformats.org/markup-compatibility/2006" xmlns:aink="http://schemas.microsoft.com/office/drawing/2016/ink" xmlns:am3d="http://schemas.microsoft.com/office/drawing/2017/model3d" xmlns:o="urn:schemas-microsoft-com:office:office" xmlns:oel="http://schemas.microsoft.com/office/2019/extlst" xmlns:r="http://schemas.openxmlformats.org/officeDocument/2006/relationships" xmlns:m="http://schemas.openxmlformats.org/officeDocument/2006/math" xmlns:v="urn:schemas-microsoft-com:vml" xmlns:wp14="http://schemas.microsoft.com/office/word/2010/wordprocessingDrawing" xmlns:wp="http://schemas.openxmlformats.org/drawingml/2006/wordprocessingDrawing" xmlns:w10="urn:schemas-microsoft-com:office:word" xmlns:w="http://schemas.openxmlformats.org/wordprocessingml/2006/main" xmlns:w14="http://schemas.microsoft.com/office/word/2010/wordml" xmlns:w15="http://schemas.microsoft.com/office/word/2012/wordml" xmlns:w16cex="http://schemas.microsoft.com/office/word/2018/wordml/cex" xmlns:w16cid="http://schemas.microsoft.com/office/word/2016/wordml/cid" xmlns:w16="http://schemas.microsoft.com/office/word/2018/wordml" xmlns:w16du="http://schemas.microsoft.com/office/word/2023/wordml/word16du" xmlns:w16sdtdh="http://schemas.microsoft.com/office/word/2020/wordml/sdtdatahash" xmlns:w16se="http://schemas.microsoft.com/office/word/2015/wordml/symex" xmlns:wpg="http://schemas.microsoft.com/office/word/2010/wordprocessingGroup" xmlns:wpi="http://schemas.microsoft.com/office/word/2010/wordprocessingInk" xmlns:wne="http://schemas.microsoft.com/office/word/2006/wordml" xmlns:wps="http://schemas.microsoft.com/office/word/2010/wordprocessingShape" mc:Ignorable="w14 w15 w16se w16cid w16 w16cex w16sdtdh w16du wp14">
   <w:body>
-    <w:p/>
     <w:p>
       <w:r>
         <w:rPr>
           <w:noProof/>
         </w:rPr>
         <w:drawing>
-          <wp:anchor distT="0" distB="0" distL="114300" distR="114300" simplePos="0" relativeHeight="251658240" behindDoc="0" locked="0" layoutInCell="1" allowOverlap="1" wp14:anchorId="6A737A57" wp14:editId="09DE86DD">
+          <wp:anchor distT="0" distB="0" distL="114300" distR="114300" simplePos="0" relativeHeight="251658240" behindDoc="0" locked="0" layoutInCell="1" allowOverlap="1" wp14:anchorId="6A737A57" wp14:editId="1D72BF98">
             <wp:simplePos x="0" y="0"/>
             <wp:positionH relativeFrom="margin">
               <wp:align>center</wp:align>
             </wp:positionH>
             <wp:positionV relativeFrom="margin">
-              <wp:posOffset>815340</wp:posOffset>
+              <wp:posOffset>5442</wp:posOffset>
             </wp:positionV>
             <wp:extent cx="883920" cy="769620"/>
             <wp:effectExtent l="0" t="0" r="0" b="0"/>
@@ -994,11 +993,7 @@
         </w:rPr>
         <w:t>A</w:t>
       </w:r>
-    </w:p>
-    <w:p>
-      <w:pPr>
-        <w:spacing w:after="0" w:line="276" w:lineRule="auto"/>
-        <w:jc w:val="center"/>
+      <w:r>
         <w:rPr>
           <w:rFonts w:ascii="Times New Roman" w:hAnsi="Times New Roman" w:cs="Times New Roman"/>
           <w:b/>
@@ -1007,7 +1002,8 @@
           <w:sz w:val="28"/>
           <w:szCs w:val="28"/>
         </w:rPr>
-      </w:pPr>
+        <w:t xml:space="preserve"> </w:t>
+      </w:r>
       <w:r>
         <w:rPr>
           <w:rFonts w:ascii="Times New Roman" w:hAnsi="Times New Roman" w:cs="Times New Roman"/>
@@ -1019,11 +1015,7 @@
         </w:rPr>
         <w:t>Micro project Report</w:t>
       </w:r>
-    </w:p>
-    <w:p>
-      <w:pPr>
-        <w:spacing w:line="276" w:lineRule="auto"/>
-        <w:jc w:val="center"/>
+      <w:r>
         <w:rPr>
           <w:rFonts w:ascii="Times New Roman" w:hAnsi="Times New Roman" w:cs="Times New Roman"/>
           <w:b/>
@@ -1032,7 +1024,8 @@
           <w:sz w:val="28"/>
           <w:szCs w:val="28"/>
         </w:rPr>
-      </w:pPr>
+        <w:t xml:space="preserve"> </w:t>
+      </w:r>
       <w:r>
         <w:rPr>
           <w:rFonts w:ascii="Times New Roman" w:hAnsi="Times New Roman" w:cs="Times New Roman"/>
@@ -1447,7 +1440,6 @@
         <w:t xml:space="preserve">                                                                                                       </w:t>
       </w:r>
     </w:p>
-    <w:p/>
     <w:p>
       <w:pPr>
         <w:jc w:val="center"/>
@@ -1504,7 +1496,150 @@
         <w:t xml:space="preserve"> </w:t>
       </w:r>
     </w:p>
+    <w:p/>
     <w:p>
+      <w:pPr>
+        <w:tabs>
+          <w:tab w:val="left" w:pos="3912"/>
+        </w:tabs>
+        <w:spacing w:after="0"/>
+        <w:jc w:val="center"/>
+        <w:rPr>
+          <w:rFonts w:ascii="Times New Roman" w:hAnsi="Times New Roman" w:cs="Times New Roman"/>
+          <w:b/>
+          <w:bCs/>
+          <w:color w:val="00B050"/>
+          <w:sz w:val="24"/>
+          <w:szCs w:val="24"/>
+        </w:rPr>
+      </w:pPr>
+      <w:r>
+        <w:rPr>
+          <w:rFonts w:ascii="Times New Roman" w:hAnsi="Times New Roman" w:cs="Times New Roman"/>
+          <w:b/>
+          <w:bCs/>
+          <w:color w:val="00B050"/>
+          <w:sz w:val="24"/>
+          <w:szCs w:val="24"/>
+        </w:rPr>
+        <w:t xml:space="preserve">Al Jamia </w:t>
+      </w:r>
+      <w:proofErr w:type="spellStart"/>
+      <w:r>
+        <w:rPr>
+          <w:rFonts w:ascii="Times New Roman" w:hAnsi="Times New Roman" w:cs="Times New Roman"/>
+          <w:b/>
+          <w:bCs/>
+          <w:color w:val="00B050"/>
+          <w:sz w:val="24"/>
+          <w:szCs w:val="24"/>
+        </w:rPr>
+        <w:t>Mohammediyah</w:t>
+      </w:r>
+      <w:proofErr w:type="spellEnd"/>
+      <w:r>
+        <w:rPr>
+          <w:rFonts w:ascii="Times New Roman" w:hAnsi="Times New Roman" w:cs="Times New Roman"/>
+          <w:b/>
+          <w:bCs/>
+          <w:color w:val="00B050"/>
+          <w:sz w:val="24"/>
+          <w:szCs w:val="24"/>
+        </w:rPr>
+        <w:t xml:space="preserve"> Education Society’s</w:t>
+      </w:r>
+    </w:p>
+    <w:p>
+      <w:pPr>
+        <w:tabs>
+          <w:tab w:val="left" w:pos="3912"/>
+        </w:tabs>
+        <w:spacing w:after="0"/>
+        <w:jc w:val="center"/>
+        <w:rPr>
+          <w:rFonts w:ascii="Times New Roman" w:hAnsi="Times New Roman" w:cs="Times New Roman"/>
+          <w:color w:val="EE0000"/>
+          <w:sz w:val="24"/>
+          <w:szCs w:val="24"/>
+        </w:rPr>
+      </w:pPr>
+      <w:r>
+        <w:rPr>
+          <w:rFonts w:ascii="Times New Roman" w:hAnsi="Times New Roman" w:cs="Times New Roman"/>
+          <w:color w:val="EE0000"/>
+          <w:sz w:val="24"/>
+          <w:szCs w:val="24"/>
+        </w:rPr>
+        <w:t>MAULANA MUKHTAR AHMAD NADVI TECHNICAL CAMPUS</w:t>
+      </w:r>
+    </w:p>
+    <w:p>
+      <w:pPr>
+        <w:tabs>
+          <w:tab w:val="left" w:pos="3912"/>
+        </w:tabs>
+        <w:spacing w:after="0"/>
+        <w:jc w:val="center"/>
+        <w:rPr>
+          <w:rFonts w:ascii="Times New Roman" w:hAnsi="Times New Roman" w:cs="Times New Roman"/>
+          <w:b/>
+          <w:bCs/>
+          <w:color w:val="000000" w:themeColor="text1"/>
+          <w:sz w:val="24"/>
+          <w:szCs w:val="24"/>
+        </w:rPr>
+      </w:pPr>
+      <w:r>
+        <w:rPr>
+          <w:rFonts w:ascii="Times New Roman" w:hAnsi="Times New Roman" w:cs="Times New Roman"/>
+          <w:b/>
+          <w:bCs/>
+          <w:color w:val="000000" w:themeColor="text1"/>
+          <w:sz w:val="24"/>
+          <w:szCs w:val="24"/>
+        </w:rPr>
+        <w:t>DEPARTMENT OF COMPUTER ENGINEERING</w:t>
+      </w:r>
+    </w:p>
+    <w:p>
+      <w:pPr>
+        <w:tabs>
+          <w:tab w:val="left" w:pos="3912"/>
+        </w:tabs>
+        <w:spacing w:after="0"/>
+        <w:jc w:val="center"/>
+        <w:rPr>
+          <w:rFonts w:ascii="Times New Roman" w:hAnsi="Times New Roman" w:cs="Times New Roman"/>
+          <w:b/>
+          <w:sz w:val="24"/>
+          <w:szCs w:val="24"/>
+        </w:rPr>
+      </w:pPr>
+      <w:r>
+        <w:rPr>
+          <w:rFonts w:ascii="Times New Roman" w:hAnsi="Times New Roman" w:cs="Times New Roman"/>
+          <w:b/>
+          <w:sz w:val="24"/>
+          <w:szCs w:val="24"/>
+        </w:rPr>
+        <w:t>Academic Year 2025-26</w:t>
+      </w:r>
+    </w:p>
+    <w:p>
+      <w:pPr>
+        <w:tabs>
+          <w:tab w:val="left" w:pos="3912"/>
+        </w:tabs>
+        <w:jc w:val="center"/>
+        <w:rPr>
+          <w:rFonts w:ascii="Times New Roman" w:hAnsi="Times New Roman" w:cs="Times New Roman"/>
+          <w:b/>
+          <w:bCs/>
+          <w:color w:val="000000" w:themeColor="text1"/>
+          <w:sz w:val="24"/>
+          <w:szCs w:val="24"/>
+        </w:rPr>
+      </w:pPr>
       <w:r>
         <w:rPr>
           <w:b/>
@@ -1514,13 +1649,13 @@
           <w:szCs w:val="24"/>
         </w:rPr>
         <w:drawing>
-          <wp:anchor distT="0" distB="0" distL="114300" distR="114300" simplePos="0" relativeHeight="251659264" behindDoc="0" locked="0" layoutInCell="1" allowOverlap="1" wp14:anchorId="58A31FED" wp14:editId="41C7CD88">
+          <wp:anchor distT="0" distB="0" distL="114300" distR="114300" simplePos="0" relativeHeight="251659264" behindDoc="0" locked="0" layoutInCell="1" allowOverlap="1" wp14:anchorId="58A31FED" wp14:editId="5A07630B">
             <wp:simplePos x="0" y="0"/>
             <wp:positionH relativeFrom="margin">
               <wp:align>center</wp:align>
             </wp:positionH>
             <wp:positionV relativeFrom="margin">
-              <wp:posOffset>6731635</wp:posOffset>
+              <wp:posOffset>6143262</wp:posOffset>
             </wp:positionV>
             <wp:extent cx="975360" cy="906780"/>
             <wp:effectExtent l="0" t="0" r="0" b="7620"/>
@@ -1570,149 +1705,6 @@
     </w:p>
     <w:p>
       <w:pPr>
-        <w:tabs>
-          <w:tab w:val="left" w:pos="3912"/>
-        </w:tabs>
-        <w:jc w:val="center"/>
-      </w:pPr>
-    </w:p>
-    <w:p>
-      <w:pPr>
-        <w:tabs>
-          <w:tab w:val="left" w:pos="3912"/>
-        </w:tabs>
-        <w:jc w:val="center"/>
-      </w:pPr>
-    </w:p>
-    <w:p>
-      <w:pPr>
-        <w:tabs>
-          <w:tab w:val="left" w:pos="3912"/>
-        </w:tabs>
-      </w:pPr>
-    </w:p>
-    <w:p>
-      <w:pPr>
-        <w:tabs>
-          <w:tab w:val="left" w:pos="3912"/>
-        </w:tabs>
-        <w:spacing w:after="0"/>
-        <w:jc w:val="center"/>
-        <w:rPr>
-          <w:rFonts w:ascii="Times New Roman" w:hAnsi="Times New Roman" w:cs="Times New Roman"/>
-          <w:b/>
-          <w:bCs/>
-          <w:color w:val="00B050"/>
-          <w:sz w:val="24"/>
-          <w:szCs w:val="24"/>
-        </w:rPr>
-      </w:pPr>
-      <w:r>
-        <w:rPr>
-          <w:rFonts w:ascii="Times New Roman" w:hAnsi="Times New Roman" w:cs="Times New Roman"/>
-          <w:b/>
-          <w:bCs/>
-          <w:color w:val="00B050"/>
-          <w:sz w:val="24"/>
-          <w:szCs w:val="24"/>
-        </w:rPr>
-        <w:t>Al Jamia Mohammediyah Education Society’s</w:t>
-      </w:r>
-    </w:p>
-    <w:p>
-      <w:pPr>
-        <w:tabs>
-          <w:tab w:val="left" w:pos="3912"/>
-        </w:tabs>
-        <w:spacing w:after="0"/>
-        <w:jc w:val="center"/>
-        <w:rPr>
-          <w:rFonts w:ascii="Times New Roman" w:hAnsi="Times New Roman" w:cs="Times New Roman"/>
-          <w:color w:val="EE0000"/>
-          <w:sz w:val="24"/>
-          <w:szCs w:val="24"/>
-        </w:rPr>
-      </w:pPr>
-      <w:r>
-        <w:rPr>
-          <w:rFonts w:ascii="Times New Roman" w:hAnsi="Times New Roman" w:cs="Times New Roman"/>
-          <w:color w:val="EE0000"/>
-          <w:sz w:val="24"/>
-          <w:szCs w:val="24"/>
-        </w:rPr>
-        <w:t>MAULANA MUKHTAR AHMAD NADVI TECHNICAL CAMPUS</w:t>
-      </w:r>
-    </w:p>
-    <w:p>
-      <w:pPr>
-        <w:tabs>
-          <w:tab w:val="left" w:pos="3912"/>
-        </w:tabs>
-        <w:spacing w:after="0"/>
-        <w:jc w:val="center"/>
-        <w:rPr>
-          <w:rFonts w:ascii="Times New Roman" w:hAnsi="Times New Roman" w:cs="Times New Roman"/>
-          <w:b/>
-          <w:bCs/>
-          <w:color w:val="000000" w:themeColor="text1"/>
-          <w:sz w:val="24"/>
-          <w:szCs w:val="24"/>
-        </w:rPr>
-      </w:pPr>
-      <w:r>
-        <w:rPr>
-          <w:rFonts w:ascii="Times New Roman" w:hAnsi="Times New Roman" w:cs="Times New Roman"/>
-          <w:b/>
-          <w:bCs/>
-          <w:color w:val="000000" w:themeColor="text1"/>
-          <w:sz w:val="24"/>
-          <w:szCs w:val="24"/>
-        </w:rPr>
-        <w:t>DEPARTMENT OF COMPUTER ENGINEERING</w:t>
-      </w:r>
-    </w:p>
-    <w:p>
-      <w:pPr>
-        <w:tabs>
-          <w:tab w:val="left" w:pos="3912"/>
-        </w:tabs>
-        <w:spacing w:after="0"/>
-        <w:jc w:val="center"/>
-        <w:rPr>
-          <w:rFonts w:ascii="Times New Roman" w:hAnsi="Times New Roman" w:cs="Times New Roman"/>
-          <w:b/>
-          <w:sz w:val="24"/>
-          <w:szCs w:val="24"/>
-        </w:rPr>
-      </w:pPr>
-      <w:r>
-        <w:rPr>
-          <w:rFonts w:ascii="Times New Roman" w:hAnsi="Times New Roman" w:cs="Times New Roman"/>
-          <w:b/>
-          <w:sz w:val="24"/>
-          <w:szCs w:val="24"/>
-        </w:rPr>
-        <w:t>Academic Year 2025-26</w:t>
-      </w:r>
-    </w:p>
-    <w:p>
-      <w:pPr>
-        <w:tabs>
-          <w:tab w:val="left" w:pos="3912"/>
-        </w:tabs>
-        <w:jc w:val="center"/>
-        <w:rPr>
-          <w:rFonts w:ascii="Times New Roman" w:hAnsi="Times New Roman" w:cs="Times New Roman"/>
-          <w:b/>
-          <w:bCs/>
-          <w:color w:val="000000" w:themeColor="text1"/>
-          <w:sz w:val="24"/>
-          <w:szCs w:val="24"/>
-        </w:rPr>
-      </w:pPr>
-    </w:p>
-    <w:p>
-      <w:pPr>
         <w:pStyle w:val="Heading3"/>
         <w:jc w:val="center"/>
       </w:pPr>
@@ -1720,6 +1712,7 @@
         <w:rPr>
           <w:noProof/>
         </w:rPr>
+        <w:lastRenderedPageBreak/>
         <w:drawing>
           <wp:anchor distT="0" distB="0" distL="114300" distR="114300" simplePos="0" relativeHeight="251670528" behindDoc="0" locked="0" layoutInCell="1" allowOverlap="1" wp14:anchorId="4F5A9B52" wp14:editId="04A24192">
             <wp:simplePos x="0" y="0"/>
@@ -3191,7 +3184,6 @@
         <w:t xml:space="preserve">………………... </w:t>
       </w:r>
     </w:p>
-    <w:p/>
     <w:p>
       <w:pPr>
         <w:rPr>
@@ -3465,13 +3457,13 @@
           <w:noProof/>
         </w:rPr>
         <w:drawing>
-          <wp:anchor distT="0" distB="0" distL="114300" distR="114300" simplePos="0" relativeHeight="251674624" behindDoc="0" locked="0" layoutInCell="1" allowOverlap="1" wp14:anchorId="169C374F" wp14:editId="31FBF5FE">
+          <wp:anchor distT="0" distB="0" distL="114300" distR="114300" simplePos="0" relativeHeight="251674624" behindDoc="0" locked="0" layoutInCell="1" allowOverlap="1" wp14:anchorId="169C374F" wp14:editId="3B93A499">
             <wp:simplePos x="0" y="0"/>
             <wp:positionH relativeFrom="margin">
               <wp:align>center</wp:align>
             </wp:positionH>
             <wp:positionV relativeFrom="margin">
-              <wp:posOffset>7839710</wp:posOffset>
+              <wp:posOffset>6734810</wp:posOffset>
             </wp:positionV>
             <wp:extent cx="769620" cy="586740"/>
             <wp:effectExtent l="0" t="0" r="0" b="3810"/>
@@ -3526,38 +3518,6 @@
           <w:color w:val="000000" w:themeColor="text1"/>
           <w:sz w:val="24"/>
           <w:szCs w:val="24"/>
-        </w:rPr>
-      </w:pPr>
-    </w:p>
-    <w:p>
-      <w:pPr>
-        <w:tabs>
-          <w:tab w:val="left" w:pos="3912"/>
-        </w:tabs>
-        <w:jc w:val="center"/>
-        <w:rPr>
-          <w:rFonts w:ascii="Times New Roman" w:hAnsi="Times New Roman" w:cs="Times New Roman"/>
-          <w:b/>
-          <w:bCs/>
-          <w:color w:val="000000" w:themeColor="text1"/>
-          <w:sz w:val="32"/>
-          <w:szCs w:val="32"/>
-        </w:rPr>
-      </w:pPr>
-    </w:p>
-    <w:p>
-      <w:pPr>
-        <w:tabs>
-          <w:tab w:val="left" w:pos="3912"/>
-        </w:tabs>
-        <w:jc w:val="center"/>
-        <w:rPr>
-          <w:rFonts w:ascii="Times New Roman" w:hAnsi="Times New Roman" w:cs="Times New Roman"/>
-          <w:b/>
-          <w:bCs/>
-          <w:color w:val="000000" w:themeColor="text1"/>
-          <w:sz w:val="32"/>
-          <w:szCs w:val="32"/>
         </w:rPr>
       </w:pPr>
     </w:p>
@@ -3748,21 +3708,6 @@
     </w:p>
     <w:p>
       <w:pPr>
-        <w:tabs>
-          <w:tab w:val="left" w:pos="3912"/>
-        </w:tabs>
-        <w:jc w:val="both"/>
-        <w:rPr>
-          <w:rFonts w:ascii="Times New Roman" w:hAnsi="Times New Roman" w:cs="Times New Roman"/>
-          <w:color w:val="000000" w:themeColor="text1"/>
-          <w:sz w:val="32"/>
-          <w:szCs w:val="32"/>
-          <w:u w:color="000000" w:themeColor="text1"/>
-        </w:rPr>
-      </w:pPr>
-    </w:p>
-    <w:p>
-      <w:pPr>
         <w:keepNext/>
         <w:keepLines/>
         <w:spacing w:after="118"/>
@@ -4061,25 +4006,6 @@
           <w:color w:val="000000" w:themeColor="text1"/>
           <w:sz w:val="32"/>
           <w:szCs w:val="32"/>
-        </w:rPr>
-      </w:pPr>
-    </w:p>
-    <w:p>
-      <w:pPr>
-        <w:keepNext/>
-        <w:keepLines/>
-        <w:spacing w:after="28"/>
-        <w:ind w:right="646"/>
-        <w:outlineLvl w:val="1"/>
-        <w:rPr>
-          <w:rFonts w:ascii="Times New Roman" w:eastAsia="Times New Roman" w:hAnsi="Times New Roman" w:cs="Times New Roman"/>
-          <w:b/>
-          <w:color w:val="FF0000"/>
-          <w:kern w:val="2"/>
-          <w:sz w:val="28"/>
-          <w:szCs w:val="24"/>
-          <w:lang w:eastAsia="en-IN"/>
-          <w14:ligatures w14:val="standardContextual"/>
         </w:rPr>
       </w:pPr>
     </w:p>
@@ -4110,8 +4036,29 @@
           <w:sz w:val="32"/>
           <w:szCs w:val="32"/>
         </w:rPr>
+        <w:lastRenderedPageBreak/>
         <w:t>INDEX</w:t>
       </w:r>
+    </w:p>
+    <w:p>
+      <w:pPr>
+        <w:keepNext/>
+        <w:keepLines/>
+        <w:spacing w:after="28"/>
+        <w:ind w:right="646"/>
+        <w:jc w:val="center"/>
+        <w:outlineLvl w:val="1"/>
+        <w:rPr>
+          <w:rFonts w:ascii="Times New Roman" w:eastAsia="Times New Roman" w:hAnsi="Times New Roman" w:cs="Times New Roman"/>
+          <w:b/>
+          <w:color w:val="FF0000"/>
+          <w:kern w:val="2"/>
+          <w:sz w:val="28"/>
+          <w:szCs w:val="24"/>
+          <w:lang w:eastAsia="en-IN"/>
+          <w14:ligatures w14:val="standardContextual"/>
+        </w:rPr>
+      </w:pPr>
     </w:p>
     <w:tbl>
       <w:tblPr>
@@ -4515,17 +4462,7 @@
                 <w:sz w:val="24"/>
                 <w:szCs w:val="32"/>
               </w:rPr>
-              <w:t>0</w:t>
-            </w:r>
-            <w:r>
-              <w:rPr>
-                <w:rFonts w:ascii="Times New Roman" w:hAnsi="Times New Roman" w:cs="Times New Roman"/>
-                <w:b/>
-                <w:color w:val="000000" w:themeColor="text1"/>
-                <w:sz w:val="24"/>
-                <w:szCs w:val="32"/>
-              </w:rPr>
-              <w:t>3</w:t>
+              <w:t>03</w:t>
             </w:r>
           </w:p>
         </w:tc>
@@ -4623,17 +4560,7 @@
                 <w:sz w:val="24"/>
                 <w:szCs w:val="32"/>
               </w:rPr>
-              <w:t>0</w:t>
-            </w:r>
-            <w:r>
-              <w:rPr>
-                <w:rFonts w:ascii="Times New Roman" w:hAnsi="Times New Roman" w:cs="Times New Roman"/>
-                <w:b/>
-                <w:color w:val="000000" w:themeColor="text1"/>
-                <w:sz w:val="24"/>
-                <w:szCs w:val="32"/>
-              </w:rPr>
-              <w:t>4</w:t>
+              <w:t>04</w:t>
             </w:r>
           </w:p>
         </w:tc>
@@ -4731,17 +4658,7 @@
                 <w:sz w:val="24"/>
                 <w:szCs w:val="32"/>
               </w:rPr>
-              <w:t>0</w:t>
-            </w:r>
-            <w:r>
-              <w:rPr>
-                <w:rFonts w:ascii="Times New Roman" w:hAnsi="Times New Roman" w:cs="Times New Roman"/>
-                <w:b/>
-                <w:color w:val="000000" w:themeColor="text1"/>
-                <w:sz w:val="24"/>
-                <w:szCs w:val="32"/>
-              </w:rPr>
-              <w:t>5</w:t>
+              <w:t>05</w:t>
             </w:r>
           </w:p>
         </w:tc>
@@ -4839,17 +4756,7 @@
                 <w:sz w:val="24"/>
                 <w:szCs w:val="32"/>
               </w:rPr>
-              <w:t>0</w:t>
-            </w:r>
-            <w:r>
-              <w:rPr>
-                <w:rFonts w:ascii="Times New Roman" w:hAnsi="Times New Roman" w:cs="Times New Roman"/>
-                <w:b/>
-                <w:color w:val="000000" w:themeColor="text1"/>
-                <w:sz w:val="24"/>
-                <w:szCs w:val="32"/>
-              </w:rPr>
-              <w:t>6</w:t>
+              <w:t>06</w:t>
             </w:r>
           </w:p>
         </w:tc>
@@ -4947,17 +4854,7 @@
                 <w:sz w:val="24"/>
                 <w:szCs w:val="32"/>
               </w:rPr>
-              <w:t>0</w:t>
-            </w:r>
-            <w:r>
-              <w:rPr>
-                <w:rFonts w:ascii="Times New Roman" w:hAnsi="Times New Roman" w:cs="Times New Roman"/>
-                <w:b/>
-                <w:color w:val="000000" w:themeColor="text1"/>
-                <w:sz w:val="24"/>
-                <w:szCs w:val="32"/>
-              </w:rPr>
-              <w:t>7</w:t>
+              <w:t>07</w:t>
             </w:r>
           </w:p>
         </w:tc>
@@ -5055,17 +4952,7 @@
                 <w:sz w:val="24"/>
                 <w:szCs w:val="32"/>
               </w:rPr>
-              <w:t>0</w:t>
-            </w:r>
-            <w:r>
-              <w:rPr>
-                <w:rFonts w:ascii="Times New Roman" w:hAnsi="Times New Roman" w:cs="Times New Roman"/>
-                <w:b/>
-                <w:color w:val="000000" w:themeColor="text1"/>
-                <w:sz w:val="24"/>
-                <w:szCs w:val="32"/>
-              </w:rPr>
-              <w:t>8</w:t>
+              <w:t>08</w:t>
             </w:r>
           </w:p>
         </w:tc>
@@ -5163,17 +5050,7 @@
                 <w:sz w:val="24"/>
                 <w:szCs w:val="32"/>
               </w:rPr>
-              <w:t>0</w:t>
-            </w:r>
-            <w:r>
-              <w:rPr>
-                <w:rFonts w:ascii="Times New Roman" w:hAnsi="Times New Roman" w:cs="Times New Roman"/>
-                <w:b/>
-                <w:color w:val="000000" w:themeColor="text1"/>
-                <w:sz w:val="24"/>
-                <w:szCs w:val="32"/>
-              </w:rPr>
-              <w:t>9</w:t>
+              <w:t>09</w:t>
             </w:r>
           </w:p>
         </w:tc>
@@ -5369,17 +5246,7 @@
                 <w:sz w:val="24"/>
                 <w:szCs w:val="32"/>
               </w:rPr>
-              <w:t>1</w:t>
-            </w:r>
-            <w:r>
-              <w:rPr>
-                <w:rFonts w:ascii="Times New Roman" w:hAnsi="Times New Roman" w:cs="Times New Roman"/>
-                <w:b/>
-                <w:color w:val="000000" w:themeColor="text1"/>
-                <w:sz w:val="24"/>
-                <w:szCs w:val="32"/>
-              </w:rPr>
-              <w:t>1</w:t>
+              <w:t>11</w:t>
             </w:r>
           </w:p>
         </w:tc>
@@ -5477,17 +5344,7 @@
                 <w:sz w:val="24"/>
                 <w:szCs w:val="32"/>
               </w:rPr>
-              <w:t>1</w:t>
-            </w:r>
-            <w:r>
-              <w:rPr>
-                <w:rFonts w:ascii="Times New Roman" w:hAnsi="Times New Roman" w:cs="Times New Roman"/>
-                <w:b/>
-                <w:color w:val="000000" w:themeColor="text1"/>
-                <w:sz w:val="24"/>
-                <w:szCs w:val="32"/>
-              </w:rPr>
-              <w:t>2</w:t>
+              <w:t>12</w:t>
             </w:r>
           </w:p>
         </w:tc>
@@ -5585,17 +5442,7 @@
                 <w:sz w:val="24"/>
                 <w:szCs w:val="32"/>
               </w:rPr>
-              <w:t>1</w:t>
-            </w:r>
-            <w:r>
-              <w:rPr>
-                <w:rFonts w:ascii="Times New Roman" w:hAnsi="Times New Roman" w:cs="Times New Roman"/>
-                <w:b/>
-                <w:color w:val="000000" w:themeColor="text1"/>
-                <w:sz w:val="24"/>
-                <w:szCs w:val="32"/>
-              </w:rPr>
-              <w:t>3</w:t>
+              <w:t>13</w:t>
             </w:r>
           </w:p>
         </w:tc>
@@ -5693,17 +5540,7 @@
                 <w:sz w:val="24"/>
                 <w:szCs w:val="32"/>
               </w:rPr>
-              <w:t>1</w:t>
-            </w:r>
-            <w:r>
-              <w:rPr>
-                <w:rFonts w:ascii="Times New Roman" w:hAnsi="Times New Roman" w:cs="Times New Roman"/>
-                <w:b/>
-                <w:color w:val="000000" w:themeColor="text1"/>
-                <w:sz w:val="24"/>
-                <w:szCs w:val="32"/>
-              </w:rPr>
-              <w:t>4</w:t>
+              <w:t>14</w:t>
             </w:r>
           </w:p>
         </w:tc>
@@ -6009,7 +5846,6 @@
         <w:keepLines/>
         <w:spacing w:after="28"/>
         <w:ind w:right="646"/>
-        <w:jc w:val="center"/>
         <w:outlineLvl w:val="1"/>
         <w:rPr>
           <w:rFonts w:ascii="Times New Roman" w:eastAsia="Times New Roman" w:hAnsi="Times New Roman" w:cs="Times New Roman"/>
@@ -6020,30 +5856,6 @@
           <w:szCs w:val="24"/>
           <w:lang w:eastAsia="en-IN"/>
           <w14:ligatures w14:val="standardContextual"/>
-        </w:rPr>
-      </w:pPr>
-      <w:r>
-        <w:rPr>
-          <w:rFonts w:ascii="Times New Roman" w:hAnsi="Times New Roman" w:cs="Times New Roman"/>
-          <w:b/>
-          <w:color w:val="000000" w:themeColor="text1"/>
-          <w:sz w:val="32"/>
-          <w:szCs w:val="32"/>
-        </w:rPr>
-        <w:t xml:space="preserve"> </w:t>
-      </w:r>
-    </w:p>
-    <w:p>
-      <w:pPr>
-        <w:tabs>
-          <w:tab w:val="left" w:pos="3912"/>
-        </w:tabs>
-        <w:jc w:val="both"/>
-        <w:rPr>
-          <w:rFonts w:ascii="Times New Roman" w:hAnsi="Times New Roman" w:cs="Times New Roman"/>
-          <w:color w:val="000000" w:themeColor="text1"/>
-          <w:sz w:val="32"/>
-          <w:szCs w:val="32"/>
         </w:rPr>
       </w:pPr>
     </w:p>
@@ -6052,6 +5864,12 @@
       <w:footerReference w:type="default" r:id="rId16"/>
       <w:pgSz w:w="12240" w:h="15840"/>
       <w:pgMar w:top="1440" w:right="1440" w:bottom="1440" w:left="1440" w:header="720" w:footer="720" w:gutter="0"/>
+      <w:pgBorders w:offsetFrom="page">
+        <w:top w:val="thinThickSmallGap" w:sz="24" w:space="24" w:color="auto"/>
+        <w:left w:val="thinThickSmallGap" w:sz="24" w:space="24" w:color="auto"/>
+        <w:bottom w:val="thickThinSmallGap" w:sz="24" w:space="24" w:color="auto"/>
+        <w:right w:val="thickThinSmallGap" w:sz="24" w:space="24" w:color="auto"/>
+      </w:pgBorders>
       <w:cols w:space="720"/>
     </w:sectPr>
   </w:body>
@@ -6094,13 +5912,13 @@
         <w:noProof/>
       </w:rPr>
       <w:drawing>
-        <wp:anchor distT="0" distB="0" distL="114300" distR="114300" simplePos="0" relativeHeight="251661312" behindDoc="0" locked="0" layoutInCell="1" allowOverlap="1" wp14:anchorId="3E257637" wp14:editId="255BF79C">
+        <wp:anchor distT="0" distB="0" distL="114300" distR="114300" simplePos="0" relativeHeight="251661312" behindDoc="0" locked="0" layoutInCell="1" allowOverlap="1" wp14:anchorId="3E257637" wp14:editId="7987CAF3">
           <wp:simplePos x="0" y="0"/>
           <wp:positionH relativeFrom="margin">
             <wp:align>center</wp:align>
           </wp:positionH>
           <wp:positionV relativeFrom="paragraph">
-            <wp:posOffset>217079</wp:posOffset>
+            <wp:posOffset>-193675</wp:posOffset>
           </wp:positionV>
           <wp:extent cx="6949440" cy="362585"/>
           <wp:effectExtent l="0" t="0" r="3810" b="0"/>
@@ -6180,16 +5998,16 @@
       <mc:AlternateContent>
         <mc:Choice Requires="wpg">
           <w:drawing>
-            <wp:anchor distT="0" distB="0" distL="114300" distR="114300" simplePos="0" relativeHeight="251659264" behindDoc="0" locked="0" layoutInCell="1" allowOverlap="1" wp14:anchorId="73BC47A9" wp14:editId="07AA6E7E">
+            <wp:anchor distT="0" distB="0" distL="114300" distR="114300" simplePos="0" relativeHeight="251659264" behindDoc="0" locked="0" layoutInCell="1" allowOverlap="1" wp14:anchorId="73BC47A9" wp14:editId="5C49414B">
               <wp:simplePos x="0" y="0"/>
               <wp:positionH relativeFrom="margin">
                 <wp:align>center</wp:align>
               </wp:positionH>
               <wp:positionV relativeFrom="topMargin">
-                <wp:posOffset>487680</wp:posOffset>
+                <wp:posOffset>580813</wp:posOffset>
               </wp:positionV>
-              <wp:extent cx="6941820" cy="952500"/>
-              <wp:effectExtent l="0" t="0" r="0" b="0"/>
+              <wp:extent cx="6903085" cy="952500"/>
+              <wp:effectExtent l="0" t="0" r="12065" b="0"/>
               <wp:wrapSquare wrapText="bothSides"/>
               <wp:docPr id="6070" name="Group 6070"/>
               <wp:cNvGraphicFramePr/>
@@ -6200,9 +6018,9 @@
                     <wpg:grpSpPr>
                       <a:xfrm>
                         <a:off x="0" y="0"/>
-                        <a:ext cx="6941820" cy="952500"/>
+                        <a:ext cx="6903619" cy="952500"/>
                         <a:chOff x="45720" y="-421982"/>
-                        <a:chExt cx="6923532" cy="1225296"/>
+                        <a:chExt cx="6885432" cy="1225296"/>
                       </a:xfrm>
                     </wpg:grpSpPr>
                     <pic:pic xmlns:pic="http://schemas.openxmlformats.org/drawingml/2006/picture">
@@ -6289,99 +6107,6 @@
                       <wps:bodyPr/>
                     </wps:wsp>
                     <wps:wsp>
-                      <wps:cNvPr id="6496" name="Shape 6496"/>
-                      <wps:cNvSpPr/>
-                      <wps:spPr>
-                        <a:xfrm>
-                          <a:off x="54864" y="47244"/>
-                          <a:ext cx="9144" cy="9144"/>
-                        </a:xfrm>
-                        <a:prstGeom prst="rect">
-                          <a:avLst/>
-                        </a:prstGeom>
-                        <a:ln w="0" cap="flat">
-                          <a:miter lim="127000"/>
-                        </a:ln>
-                      </wps:spPr>
-                      <wps:style>
-                        <a:lnRef idx="0">
-                          <a:srgbClr val="000000">
-                            <a:alpha val="0"/>
-                          </a:srgbClr>
-                        </a:lnRef>
-                        <a:fillRef idx="1">
-                          <a:srgbClr val="000000"/>
-                        </a:fillRef>
-                        <a:effectRef idx="0">
-                          <a:scrgbClr r="0" g="0" b="0"/>
-                        </a:effectRef>
-                        <a:fontRef idx="none"/>
-                      </wps:style>
-                      <wps:bodyPr/>
-                    </wps:wsp>
-                    <wps:wsp>
-                      <wps:cNvPr id="6499" name="Shape 6499"/>
-                      <wps:cNvSpPr/>
-                      <wps:spPr>
-                        <a:xfrm>
-                          <a:off x="6931152" y="0"/>
-                          <a:ext cx="38100" cy="56388"/>
-                        </a:xfrm>
-                        <a:prstGeom prst="rect">
-                          <a:avLst/>
-                        </a:prstGeom>
-                        <a:ln w="0" cap="flat">
-                          <a:miter lim="127000"/>
-                        </a:ln>
-                      </wps:spPr>
-                      <wps:style>
-                        <a:lnRef idx="0">
-                          <a:srgbClr val="000000">
-                            <a:alpha val="0"/>
-                          </a:srgbClr>
-                        </a:lnRef>
-                        <a:fillRef idx="1">
-                          <a:srgbClr val="000000"/>
-                        </a:fillRef>
-                        <a:effectRef idx="0">
-                          <a:scrgbClr r="0" g="0" b="0"/>
-                        </a:effectRef>
-                        <a:fontRef idx="none"/>
-                      </wps:style>
-                      <wps:bodyPr/>
-                    </wps:wsp>
-                    <wps:wsp>
-                      <wps:cNvPr id="6500" name="Shape 6500"/>
-                      <wps:cNvSpPr/>
-                      <wps:spPr>
-                        <a:xfrm>
-                          <a:off x="6912864" y="0"/>
-                          <a:ext cx="56388" cy="38100"/>
-                        </a:xfrm>
-                        <a:prstGeom prst="rect">
-                          <a:avLst/>
-                        </a:prstGeom>
-                        <a:ln w="0" cap="flat">
-                          <a:miter lim="127000"/>
-                        </a:ln>
-                      </wps:spPr>
-                      <wps:style>
-                        <a:lnRef idx="0">
-                          <a:srgbClr val="000000">
-                            <a:alpha val="0"/>
-                          </a:srgbClr>
-                        </a:lnRef>
-                        <a:fillRef idx="1">
-                          <a:srgbClr val="000000"/>
-                        </a:fillRef>
-                        <a:effectRef idx="0">
-                          <a:scrgbClr r="0" g="0" b="0"/>
-                        </a:effectRef>
-                        <a:fontRef idx="none"/>
-                      </wps:style>
-                      <wps:bodyPr/>
-                    </wps:wsp>
-                    <wps:wsp>
                       <wps:cNvPr id="6501" name="Shape 6501"/>
                       <wps:cNvSpPr/>
                       <wps:spPr>
@@ -6443,37 +6168,6 @@
                       </wps:style>
                       <wps:bodyPr/>
                     </wps:wsp>
-                    <wps:wsp>
-                      <wps:cNvPr id="6503" name="Shape 6503"/>
-                      <wps:cNvSpPr/>
-                      <wps:spPr>
-                        <a:xfrm>
-                          <a:off x="6912864" y="47244"/>
-                          <a:ext cx="9144" cy="9144"/>
-                        </a:xfrm>
-                        <a:prstGeom prst="rect">
-                          <a:avLst/>
-                        </a:prstGeom>
-                        <a:ln w="0" cap="flat">
-                          <a:miter lim="127000"/>
-                        </a:ln>
-                      </wps:spPr>
-                      <wps:style>
-                        <a:lnRef idx="0">
-                          <a:srgbClr val="000000">
-                            <a:alpha val="0"/>
-                          </a:srgbClr>
-                        </a:lnRef>
-                        <a:fillRef idx="1">
-                          <a:srgbClr val="000000"/>
-                        </a:fillRef>
-                        <a:effectRef idx="0">
-                          <a:scrgbClr r="0" g="0" b="0"/>
-                        </a:effectRef>
-                        <a:fontRef idx="none"/>
-                      </wps:style>
-                      <wps:bodyPr/>
-                    </wps:wsp>
                   </wpg:wgp>
                 </a:graphicData>
               </a:graphic>
@@ -6488,7 +6182,7 @@
         </mc:Choice>
         <mc:Fallback>
           <w:pict>
-            <v:group w14:anchorId="4961121A" id="Group 6070" o:spid="_x0000_s1026" style="position:absolute;margin-left:0;margin-top:38.4pt;width:546.6pt;height:75pt;z-index:251659264;mso-position-horizontal:center;mso-position-horizontal-relative:margin;mso-position-vertical-relative:top-margin-area;mso-width-relative:margin;mso-height-relative:margin" coordorigin="457,-4219" coordsize="69235,12252" o:gfxdata="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">
+            <v:group w14:anchorId="6A661901" id="Group 6070" o:spid="_x0000_s1026" style="position:absolute;margin-left:0;margin-top:45.75pt;width:543.55pt;height:75pt;z-index:251659264;mso-position-horizontal:center;mso-position-horizontal-relative:margin;mso-position-vertical-relative:top-margin-area;mso-width-relative:margin;mso-height-relative:margin" coordorigin="457,-4219" coordsize="68854,12252" o:gfxdata="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">
               <v:shapetype id="_x0000_t75" coordsize="21600,21600" o:spt="75" o:preferrelative="t" path="m@4@5l@4@11@9@11@9@5xe" filled="f" stroked="f">
                 <v:stroke joinstyle="miter"/>
                 <v:formulas>
@@ -6517,22 +6211,10 @@
               <v:rect id="Shape 6495" o:spid="_x0000_s1029" style="position:absolute;left:457;top:381;width:183;height:91;visibility:visible;mso-wrap-style:square;v-text-anchor:top" o:gfxdata="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" stroked="f" strokeweight="0">
                 <v:stroke miterlimit="83231f"/>
               </v:rect>
-              <v:rect id="Shape 6496" o:spid="_x0000_s1030" style="position:absolute;left:548;top:472;width:92;height:91;visibility:visible;mso-wrap-style:square;v-text-anchor:top" o:gfxdata="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" fillcolor="black" stroked="f" strokeweight="0">
+              <v:rect id="Shape 6501" o:spid="_x0000_s1030" style="position:absolute;left:69220;top:381;width:91;height:182;visibility:visible;mso-wrap-style:square;v-text-anchor:top" o:gfxdata="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" stroked="f" strokeweight="0">
                 <v:stroke miterlimit="83231f"/>
               </v:rect>
-              <v:rect id="Shape 6499" o:spid="_x0000_s1031" style="position:absolute;left:69311;width:381;height:563;visibility:visible;mso-wrap-style:square;v-text-anchor:top" o:gfxdata="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" fillcolor="black" stroked="f" strokeweight="0">
-                <v:stroke miterlimit="83231f"/>
-              </v:rect>
-              <v:rect id="Shape 6500" o:spid="_x0000_s1032" style="position:absolute;left:69128;width:564;height:381;visibility:visible;mso-wrap-style:square;v-text-anchor:top" o:gfxdata="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" fillcolor="black" stroked="f" strokeweight="0">
-                <v:stroke miterlimit="83231f"/>
-              </v:rect>
-              <v:rect id="Shape 6501" o:spid="_x0000_s1033" style="position:absolute;left:69220;top:381;width:91;height:182;visibility:visible;mso-wrap-style:square;v-text-anchor:top" o:gfxdata="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" stroked="f" strokeweight="0">
-                <v:stroke miterlimit="83231f"/>
-              </v:rect>
-              <v:rect id="Shape 6502" o:spid="_x0000_s1034" style="position:absolute;left:69128;top:381;width:183;height:91;visibility:visible;mso-wrap-style:square;v-text-anchor:top" o:gfxdata="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" stroked="f" strokeweight="0">
-                <v:stroke miterlimit="83231f"/>
-              </v:rect>
-              <v:rect id="Shape 6503" o:spid="_x0000_s1035" style="position:absolute;left:69128;top:472;width:92;height:91;visibility:visible;mso-wrap-style:square;v-text-anchor:top" o:gfxdata="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" fillcolor="black" stroked="f" strokeweight="0">
+              <v:rect id="Shape 6502" o:spid="_x0000_s1031" style="position:absolute;left:69128;top:381;width:183;height:91;visibility:visible;mso-wrap-style:square;v-text-anchor:top" o:gfxdata="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" stroked="f" strokeweight="0">
                 <v:stroke miterlimit="83231f"/>
               </v:rect>
               <w10:wrap type="square" anchorx="margin" anchory="margin"/>
